--- a/задание 3_1.docx
+++ b/задание 3_1.docx
@@ -747,6 +747,7 @@
                 <w14:ligatures w14:val="none"/>
               </w:rPr>
             </w:pPr>
+            <w:proofErr w:type="gramStart"/>
             <w:r>
               <w:rPr>
                 <w:rFonts w:ascii="Times New Roman" w:eastAsia="Times New Roman" w:hAnsi="Times New Roman" w:cs="Times New Roman"/>
@@ -758,6 +759,7 @@
               </w:rPr>
               <w:t>Подпись  преп.</w:t>
             </w:r>
+            <w:proofErr w:type="gramEnd"/>
           </w:p>
         </w:tc>
       </w:tr>
@@ -1628,7 +1630,31 @@
                 <w:lang w:eastAsia="ru-RU"/>
                 <w14:ligatures w14:val="none"/>
               </w:rPr>
-              <w:t>Тема работы : Задание 3-1-1. Приемы моделирования бизнес-логики</w:t>
+              <w:t xml:space="preserve">Тема </w:t>
+            </w:r>
+            <w:proofErr w:type="gramStart"/>
+            <w:r>
+              <w:rPr>
+                <w:rFonts w:ascii="Times New Roman" w:eastAsia="Times New Roman" w:hAnsi="Times New Roman" w:cs="Times New Roman"/>
+                <w:kern w:val="0"/>
+                <w:sz w:val="28"/>
+                <w:szCs w:val="28"/>
+                <w:lang w:eastAsia="ru-RU"/>
+                <w14:ligatures w14:val="none"/>
+              </w:rPr>
+              <w:t>работы :</w:t>
+            </w:r>
+            <w:proofErr w:type="gramEnd"/>
+            <w:r>
+              <w:rPr>
+                <w:rFonts w:ascii="Times New Roman" w:eastAsia="Times New Roman" w:hAnsi="Times New Roman" w:cs="Times New Roman"/>
+                <w:kern w:val="0"/>
+                <w:sz w:val="28"/>
+                <w:szCs w:val="28"/>
+                <w:lang w:eastAsia="ru-RU"/>
+                <w14:ligatures w14:val="none"/>
+              </w:rPr>
+              <w:t xml:space="preserve"> Задание 3-1-1. Приемы моделирования бизнес-логики</w:t>
             </w:r>
           </w:p>
           <w:p>
@@ -2117,7 +2143,25 @@
                 <w:sz w:val="24"/>
                 <w:szCs w:val="32"/>
               </w:rPr>
-              <w:t>Разработать модель хранения в среде  СУБД  данных о шаблонах процессов, экземпляров процессов и траектории их движения</w:t>
+              <w:t xml:space="preserve">Разработать модель хранения в </w:t>
+            </w:r>
+            <w:proofErr w:type="gramStart"/>
+            <w:r>
+              <w:rPr>
+                <w:rFonts w:ascii="Times New Roman" w:hAnsi="Times New Roman"/>
+                <w:sz w:val="24"/>
+                <w:szCs w:val="32"/>
+              </w:rPr>
+              <w:t>среде  СУБД</w:t>
+            </w:r>
+            <w:proofErr w:type="gramEnd"/>
+            <w:r>
+              <w:rPr>
+                <w:rFonts w:ascii="Times New Roman" w:hAnsi="Times New Roman"/>
+                <w:sz w:val="24"/>
+                <w:szCs w:val="32"/>
+              </w:rPr>
+              <w:t xml:space="preserve">  данных о шаблонах процессов, экземпляров процессов и траектории их движения</w:t>
             </w:r>
           </w:p>
         </w:tc>
@@ -2854,6 +2898,7 @@
         </w:rPr>
         <w:t xml:space="preserve"> </w:t>
       </w:r>
+      <w:proofErr w:type="gramStart"/>
       <w:r>
         <w:rPr>
           <w:rFonts w:ascii="Times New Roman" w:eastAsia="Times New Roman" w:hAnsi="Times New Roman" w:cs="Times New Roman"/>
@@ -2874,8 +2919,21 @@
           <w:lang w:eastAsia="ru-RU"/>
           <w14:ligatures w14:val="none"/>
         </w:rPr>
-        <w:t xml:space="preserve"> : файл </w:t>
-      </w:r>
+        <w:t xml:space="preserve"> :</w:t>
+      </w:r>
+      <w:proofErr w:type="gramEnd"/>
+      <w:r>
+        <w:rPr>
+          <w:rFonts w:ascii="Times New Roman" w:eastAsia="Times New Roman" w:hAnsi="Times New Roman" w:cs="Times New Roman"/>
+          <w:kern w:val="0"/>
+          <w:sz w:val="28"/>
+          <w:szCs w:val="28"/>
+          <w:lang w:eastAsia="ru-RU"/>
+          <w14:ligatures w14:val="none"/>
+        </w:rPr>
+        <w:t xml:space="preserve"> файл </w:t>
+      </w:r>
+      <w:proofErr w:type="spellStart"/>
       <w:r>
         <w:rPr>
           <w:rFonts w:ascii="Times New Roman" w:eastAsia="Times New Roman" w:hAnsi="Times New Roman" w:cs="Times New Roman"/>
@@ -2887,6 +2945,7 @@
         </w:rPr>
         <w:t>DataDef</w:t>
       </w:r>
+      <w:proofErr w:type="spellEnd"/>
       <w:r>
         <w:rPr>
           <w:rFonts w:ascii="Times New Roman" w:eastAsia="Times New Roman" w:hAnsi="Times New Roman" w:cs="Times New Roman"/>
@@ -3013,18 +3072,170 @@
           <w:lang w:eastAsia="ru-RU"/>
           <w14:ligatures w14:val="none"/>
         </w:rPr>
-        <w:t xml:space="preserve">А. И. Водяхо, Л. С. Выгодский, В. А. Дубенецкий,  В. В. Цехановский  </w:t>
-      </w:r>
-      <w:r>
-        <w:rPr>
-          <w:rFonts w:ascii="Times New Roman" w:eastAsia="Times New Roman" w:hAnsi="Times New Roman" w:cs="Times New Roman"/>
-          <w:kern w:val="0"/>
-          <w:sz w:val="28"/>
-          <w:szCs w:val="28"/>
-          <w:lang w:eastAsia="ru-RU"/>
-          <w14:ligatures w14:val="none"/>
-        </w:rPr>
-        <w:t xml:space="preserve"> Архитектурные решения  информационных систем: Учебник. – 2-е изд., перераб. - СПб.: Издательство «Лань»,  2017. – 356 с. </w:t>
+        <w:t xml:space="preserve">А. И. </w:t>
+      </w:r>
+      <w:proofErr w:type="spellStart"/>
+      <w:r>
+        <w:rPr>
+          <w:rFonts w:ascii="Times New Roman" w:eastAsia="Times New Roman" w:hAnsi="Times New Roman" w:cs="Times New Roman"/>
+          <w:bCs/>
+          <w:kern w:val="0"/>
+          <w:sz w:val="28"/>
+          <w:szCs w:val="28"/>
+          <w:lang w:eastAsia="ru-RU"/>
+          <w14:ligatures w14:val="none"/>
+        </w:rPr>
+        <w:t>Водяхо</w:t>
+      </w:r>
+      <w:proofErr w:type="spellEnd"/>
+      <w:r>
+        <w:rPr>
+          <w:rFonts w:ascii="Times New Roman" w:eastAsia="Times New Roman" w:hAnsi="Times New Roman" w:cs="Times New Roman"/>
+          <w:bCs/>
+          <w:kern w:val="0"/>
+          <w:sz w:val="28"/>
+          <w:szCs w:val="28"/>
+          <w:lang w:eastAsia="ru-RU"/>
+          <w14:ligatures w14:val="none"/>
+        </w:rPr>
+        <w:t xml:space="preserve">, Л. С. </w:t>
+      </w:r>
+      <w:proofErr w:type="spellStart"/>
+      <w:r>
+        <w:rPr>
+          <w:rFonts w:ascii="Times New Roman" w:eastAsia="Times New Roman" w:hAnsi="Times New Roman" w:cs="Times New Roman"/>
+          <w:bCs/>
+          <w:kern w:val="0"/>
+          <w:sz w:val="28"/>
+          <w:szCs w:val="28"/>
+          <w:lang w:eastAsia="ru-RU"/>
+          <w14:ligatures w14:val="none"/>
+        </w:rPr>
+        <w:t>Выгодский</w:t>
+      </w:r>
+      <w:proofErr w:type="spellEnd"/>
+      <w:r>
+        <w:rPr>
+          <w:rFonts w:ascii="Times New Roman" w:eastAsia="Times New Roman" w:hAnsi="Times New Roman" w:cs="Times New Roman"/>
+          <w:bCs/>
+          <w:kern w:val="0"/>
+          <w:sz w:val="28"/>
+          <w:szCs w:val="28"/>
+          <w:lang w:eastAsia="ru-RU"/>
+          <w14:ligatures w14:val="none"/>
+        </w:rPr>
+        <w:t xml:space="preserve">, В. А. </w:t>
+      </w:r>
+      <w:proofErr w:type="gramStart"/>
+      <w:r>
+        <w:rPr>
+          <w:rFonts w:ascii="Times New Roman" w:eastAsia="Times New Roman" w:hAnsi="Times New Roman" w:cs="Times New Roman"/>
+          <w:bCs/>
+          <w:kern w:val="0"/>
+          <w:sz w:val="28"/>
+          <w:szCs w:val="28"/>
+          <w:lang w:eastAsia="ru-RU"/>
+          <w14:ligatures w14:val="none"/>
+        </w:rPr>
+        <w:t>Дубенецкий,  В.</w:t>
+      </w:r>
+      <w:proofErr w:type="gramEnd"/>
+      <w:r>
+        <w:rPr>
+          <w:rFonts w:ascii="Times New Roman" w:eastAsia="Times New Roman" w:hAnsi="Times New Roman" w:cs="Times New Roman"/>
+          <w:bCs/>
+          <w:kern w:val="0"/>
+          <w:sz w:val="28"/>
+          <w:szCs w:val="28"/>
+          <w:lang w:eastAsia="ru-RU"/>
+          <w14:ligatures w14:val="none"/>
+        </w:rPr>
+        <w:t xml:space="preserve"> В. </w:t>
+      </w:r>
+      <w:proofErr w:type="spellStart"/>
+      <w:r>
+        <w:rPr>
+          <w:rFonts w:ascii="Times New Roman" w:eastAsia="Times New Roman" w:hAnsi="Times New Roman" w:cs="Times New Roman"/>
+          <w:bCs/>
+          <w:kern w:val="0"/>
+          <w:sz w:val="28"/>
+          <w:szCs w:val="28"/>
+          <w:lang w:eastAsia="ru-RU"/>
+          <w14:ligatures w14:val="none"/>
+        </w:rPr>
+        <w:t>Цехановский</w:t>
+      </w:r>
+      <w:proofErr w:type="spellEnd"/>
+      <w:r>
+        <w:rPr>
+          <w:rFonts w:ascii="Times New Roman" w:eastAsia="Times New Roman" w:hAnsi="Times New Roman" w:cs="Times New Roman"/>
+          <w:bCs/>
+          <w:kern w:val="0"/>
+          <w:sz w:val="28"/>
+          <w:szCs w:val="28"/>
+          <w:lang w:eastAsia="ru-RU"/>
+          <w14:ligatures w14:val="none"/>
+        </w:rPr>
+        <w:t xml:space="preserve">  </w:t>
+      </w:r>
+      <w:r>
+        <w:rPr>
+          <w:rFonts w:ascii="Times New Roman" w:eastAsia="Times New Roman" w:hAnsi="Times New Roman" w:cs="Times New Roman"/>
+          <w:kern w:val="0"/>
+          <w:sz w:val="28"/>
+          <w:szCs w:val="28"/>
+          <w:lang w:eastAsia="ru-RU"/>
+          <w14:ligatures w14:val="none"/>
+        </w:rPr>
+        <w:t xml:space="preserve"> Архитектурные решения  информационных систем: Учебник. – 2-е изд., </w:t>
+      </w:r>
+      <w:proofErr w:type="spellStart"/>
+      <w:r>
+        <w:rPr>
+          <w:rFonts w:ascii="Times New Roman" w:eastAsia="Times New Roman" w:hAnsi="Times New Roman" w:cs="Times New Roman"/>
+          <w:kern w:val="0"/>
+          <w:sz w:val="28"/>
+          <w:szCs w:val="28"/>
+          <w:lang w:eastAsia="ru-RU"/>
+          <w14:ligatures w14:val="none"/>
+        </w:rPr>
+        <w:t>перераб</w:t>
+      </w:r>
+      <w:proofErr w:type="spellEnd"/>
+      <w:r>
+        <w:rPr>
+          <w:rFonts w:ascii="Times New Roman" w:eastAsia="Times New Roman" w:hAnsi="Times New Roman" w:cs="Times New Roman"/>
+          <w:kern w:val="0"/>
+          <w:sz w:val="28"/>
+          <w:szCs w:val="28"/>
+          <w:lang w:eastAsia="ru-RU"/>
+          <w14:ligatures w14:val="none"/>
+        </w:rPr>
+        <w:t>. - СПб.: Издательство «Лань</w:t>
+      </w:r>
+      <w:proofErr w:type="gramStart"/>
+      <w:r>
+        <w:rPr>
+          <w:rFonts w:ascii="Times New Roman" w:eastAsia="Times New Roman" w:hAnsi="Times New Roman" w:cs="Times New Roman"/>
+          <w:kern w:val="0"/>
+          <w:sz w:val="28"/>
+          <w:szCs w:val="28"/>
+          <w:lang w:eastAsia="ru-RU"/>
+          <w14:ligatures w14:val="none"/>
+        </w:rPr>
+        <w:t>»,  2017</w:t>
+      </w:r>
+      <w:proofErr w:type="gramEnd"/>
+      <w:r>
+        <w:rPr>
+          <w:rFonts w:ascii="Times New Roman" w:eastAsia="Times New Roman" w:hAnsi="Times New Roman" w:cs="Times New Roman"/>
+          <w:kern w:val="0"/>
+          <w:sz w:val="28"/>
+          <w:szCs w:val="28"/>
+          <w:lang w:eastAsia="ru-RU"/>
+          <w14:ligatures w14:val="none"/>
+        </w:rPr>
+        <w:t xml:space="preserve">. – 356 с. </w:t>
       </w:r>
     </w:p>
     <w:p>
@@ -3048,7 +3259,127 @@
           <w:lang w:eastAsia="ru-RU"/>
           <w14:ligatures w14:val="none"/>
         </w:rPr>
-        <w:t>4. Э.Грамма, Р.Хельм, Р.Джонсон, Д.Влиссидес Приемы объектно-ориентированного проектирования. Паттерны проектирования. – СПб: Притер, 2008</w:t>
+        <w:t xml:space="preserve">4. </w:t>
+      </w:r>
+      <w:proofErr w:type="spellStart"/>
+      <w:r>
+        <w:rPr>
+          <w:rFonts w:ascii="Times New Roman" w:eastAsia="Times New Roman" w:hAnsi="Times New Roman" w:cs="Times New Roman"/>
+          <w:kern w:val="0"/>
+          <w:sz w:val="28"/>
+          <w:szCs w:val="28"/>
+          <w:lang w:eastAsia="ru-RU"/>
+          <w14:ligatures w14:val="none"/>
+        </w:rPr>
+        <w:t>Э.Грамма</w:t>
+      </w:r>
+      <w:proofErr w:type="spellEnd"/>
+      <w:r>
+        <w:rPr>
+          <w:rFonts w:ascii="Times New Roman" w:eastAsia="Times New Roman" w:hAnsi="Times New Roman" w:cs="Times New Roman"/>
+          <w:kern w:val="0"/>
+          <w:sz w:val="28"/>
+          <w:szCs w:val="28"/>
+          <w:lang w:eastAsia="ru-RU"/>
+          <w14:ligatures w14:val="none"/>
+        </w:rPr>
+        <w:t xml:space="preserve">, </w:t>
+      </w:r>
+      <w:proofErr w:type="spellStart"/>
+      <w:r>
+        <w:rPr>
+          <w:rFonts w:ascii="Times New Roman" w:eastAsia="Times New Roman" w:hAnsi="Times New Roman" w:cs="Times New Roman"/>
+          <w:kern w:val="0"/>
+          <w:sz w:val="28"/>
+          <w:szCs w:val="28"/>
+          <w:lang w:eastAsia="ru-RU"/>
+          <w14:ligatures w14:val="none"/>
+        </w:rPr>
+        <w:t>Р.Хельм</w:t>
+      </w:r>
+      <w:proofErr w:type="spellEnd"/>
+      <w:r>
+        <w:rPr>
+          <w:rFonts w:ascii="Times New Roman" w:eastAsia="Times New Roman" w:hAnsi="Times New Roman" w:cs="Times New Roman"/>
+          <w:kern w:val="0"/>
+          <w:sz w:val="28"/>
+          <w:szCs w:val="28"/>
+          <w:lang w:eastAsia="ru-RU"/>
+          <w14:ligatures w14:val="none"/>
+        </w:rPr>
+        <w:t xml:space="preserve">, </w:t>
+      </w:r>
+      <w:proofErr w:type="spellStart"/>
+      <w:r>
+        <w:rPr>
+          <w:rFonts w:ascii="Times New Roman" w:eastAsia="Times New Roman" w:hAnsi="Times New Roman" w:cs="Times New Roman"/>
+          <w:kern w:val="0"/>
+          <w:sz w:val="28"/>
+          <w:szCs w:val="28"/>
+          <w:lang w:eastAsia="ru-RU"/>
+          <w14:ligatures w14:val="none"/>
+        </w:rPr>
+        <w:t>Р.Джонсон</w:t>
+      </w:r>
+      <w:proofErr w:type="spellEnd"/>
+      <w:r>
+        <w:rPr>
+          <w:rFonts w:ascii="Times New Roman" w:eastAsia="Times New Roman" w:hAnsi="Times New Roman" w:cs="Times New Roman"/>
+          <w:kern w:val="0"/>
+          <w:sz w:val="28"/>
+          <w:szCs w:val="28"/>
+          <w:lang w:eastAsia="ru-RU"/>
+          <w14:ligatures w14:val="none"/>
+        </w:rPr>
+        <w:t xml:space="preserve">, </w:t>
+      </w:r>
+      <w:proofErr w:type="spellStart"/>
+      <w:r>
+        <w:rPr>
+          <w:rFonts w:ascii="Times New Roman" w:eastAsia="Times New Roman" w:hAnsi="Times New Roman" w:cs="Times New Roman"/>
+          <w:kern w:val="0"/>
+          <w:sz w:val="28"/>
+          <w:szCs w:val="28"/>
+          <w:lang w:eastAsia="ru-RU"/>
+          <w14:ligatures w14:val="none"/>
+        </w:rPr>
+        <w:t>Д.Влиссидес</w:t>
+      </w:r>
+      <w:proofErr w:type="spellEnd"/>
+      <w:r>
+        <w:rPr>
+          <w:rFonts w:ascii="Times New Roman" w:eastAsia="Times New Roman" w:hAnsi="Times New Roman" w:cs="Times New Roman"/>
+          <w:kern w:val="0"/>
+          <w:sz w:val="28"/>
+          <w:szCs w:val="28"/>
+          <w:lang w:eastAsia="ru-RU"/>
+          <w14:ligatures w14:val="none"/>
+        </w:rPr>
+        <w:t xml:space="preserve"> Приемы объектно-ориентированного проектирования. Паттерны проектирования. – СПб</w:t>
+      </w:r>
+      <w:proofErr w:type="gramStart"/>
+      <w:r>
+        <w:rPr>
+          <w:rFonts w:ascii="Times New Roman" w:eastAsia="Times New Roman" w:hAnsi="Times New Roman" w:cs="Times New Roman"/>
+          <w:kern w:val="0"/>
+          <w:sz w:val="28"/>
+          <w:szCs w:val="28"/>
+          <w:lang w:eastAsia="ru-RU"/>
+          <w14:ligatures w14:val="none"/>
+        </w:rPr>
+        <w:t>: Притер</w:t>
+      </w:r>
+      <w:proofErr w:type="gramEnd"/>
+      <w:r>
+        <w:rPr>
+          <w:rFonts w:ascii="Times New Roman" w:eastAsia="Times New Roman" w:hAnsi="Times New Roman" w:cs="Times New Roman"/>
+          <w:kern w:val="0"/>
+          <w:sz w:val="28"/>
+          <w:szCs w:val="28"/>
+          <w:lang w:eastAsia="ru-RU"/>
+          <w14:ligatures w14:val="none"/>
+        </w:rPr>
+        <w:t>, 2008</w:t>
       </w:r>
     </w:p>
     <w:p>
@@ -3072,7 +3403,103 @@
           <w:lang w:eastAsia="ru-RU"/>
           <w14:ligatures w14:val="none"/>
         </w:rPr>
-        <w:t>5.Лешек А.Мацяшек Анализ и проектирование информационных систем с помощью UML 2.0,Издание 3, Издательский дом «Вильямс»,М., Спб, Киев, 2008</w:t>
+        <w:t xml:space="preserve">5.Лешек </w:t>
+      </w:r>
+      <w:proofErr w:type="spellStart"/>
+      <w:r>
+        <w:rPr>
+          <w:rFonts w:ascii="Times New Roman" w:eastAsia="Times New Roman" w:hAnsi="Times New Roman" w:cs="Times New Roman"/>
+          <w:kern w:val="0"/>
+          <w:sz w:val="28"/>
+          <w:szCs w:val="28"/>
+          <w:lang w:eastAsia="ru-RU"/>
+          <w14:ligatures w14:val="none"/>
+        </w:rPr>
+        <w:t>А.Мацяшек</w:t>
+      </w:r>
+      <w:proofErr w:type="spellEnd"/>
+      <w:r>
+        <w:rPr>
+          <w:rFonts w:ascii="Times New Roman" w:eastAsia="Times New Roman" w:hAnsi="Times New Roman" w:cs="Times New Roman"/>
+          <w:kern w:val="0"/>
+          <w:sz w:val="28"/>
+          <w:szCs w:val="28"/>
+          <w:lang w:eastAsia="ru-RU"/>
+          <w14:ligatures w14:val="none"/>
+        </w:rPr>
+        <w:t xml:space="preserve"> Анализ и проектирование информационных систем с помощью UML </w:t>
+      </w:r>
+      <w:proofErr w:type="gramStart"/>
+      <w:r>
+        <w:rPr>
+          <w:rFonts w:ascii="Times New Roman" w:eastAsia="Times New Roman" w:hAnsi="Times New Roman" w:cs="Times New Roman"/>
+          <w:kern w:val="0"/>
+          <w:sz w:val="28"/>
+          <w:szCs w:val="28"/>
+          <w:lang w:eastAsia="ru-RU"/>
+          <w14:ligatures w14:val="none"/>
+        </w:rPr>
+        <w:t>2.0,Издание</w:t>
+      </w:r>
+      <w:proofErr w:type="gramEnd"/>
+      <w:r>
+        <w:rPr>
+          <w:rFonts w:ascii="Times New Roman" w:eastAsia="Times New Roman" w:hAnsi="Times New Roman" w:cs="Times New Roman"/>
+          <w:kern w:val="0"/>
+          <w:sz w:val="28"/>
+          <w:szCs w:val="28"/>
+          <w:lang w:eastAsia="ru-RU"/>
+          <w14:ligatures w14:val="none"/>
+        </w:rPr>
+        <w:t xml:space="preserve"> 3, Издательский дом «</w:t>
+      </w:r>
+      <w:proofErr w:type="spellStart"/>
+      <w:r>
+        <w:rPr>
+          <w:rFonts w:ascii="Times New Roman" w:eastAsia="Times New Roman" w:hAnsi="Times New Roman" w:cs="Times New Roman"/>
+          <w:kern w:val="0"/>
+          <w:sz w:val="28"/>
+          <w:szCs w:val="28"/>
+          <w:lang w:eastAsia="ru-RU"/>
+          <w14:ligatures w14:val="none"/>
+        </w:rPr>
+        <w:t>Вильямс»,М</w:t>
+      </w:r>
+      <w:proofErr w:type="spellEnd"/>
+      <w:r>
+        <w:rPr>
+          <w:rFonts w:ascii="Times New Roman" w:eastAsia="Times New Roman" w:hAnsi="Times New Roman" w:cs="Times New Roman"/>
+          <w:kern w:val="0"/>
+          <w:sz w:val="28"/>
+          <w:szCs w:val="28"/>
+          <w:lang w:eastAsia="ru-RU"/>
+          <w14:ligatures w14:val="none"/>
+        </w:rPr>
+        <w:t xml:space="preserve">., </w:t>
+      </w:r>
+      <w:proofErr w:type="spellStart"/>
+      <w:r>
+        <w:rPr>
+          <w:rFonts w:ascii="Times New Roman" w:eastAsia="Times New Roman" w:hAnsi="Times New Roman" w:cs="Times New Roman"/>
+          <w:kern w:val="0"/>
+          <w:sz w:val="28"/>
+          <w:szCs w:val="28"/>
+          <w:lang w:eastAsia="ru-RU"/>
+          <w14:ligatures w14:val="none"/>
+        </w:rPr>
+        <w:t>Спб</w:t>
+      </w:r>
+      <w:proofErr w:type="spellEnd"/>
+      <w:r>
+        <w:rPr>
+          <w:rFonts w:ascii="Times New Roman" w:eastAsia="Times New Roman" w:hAnsi="Times New Roman" w:cs="Times New Roman"/>
+          <w:kern w:val="0"/>
+          <w:sz w:val="28"/>
+          <w:szCs w:val="28"/>
+          <w:lang w:eastAsia="ru-RU"/>
+          <w14:ligatures w14:val="none"/>
+        </w:rPr>
+        <w:t>, Киев, 2008</w:t>
       </w:r>
     </w:p>
     <w:p>
@@ -3096,7 +3523,31 @@
           <w:lang w:eastAsia="ru-RU"/>
           <w14:ligatures w14:val="none"/>
         </w:rPr>
-        <w:t>6. Дубенецкий В.А., Советов Б.Я., Цехановский В.В. Проектирование корпоративных информационных систем. СПб: Изд-во СПбГЭТУ «ЛЭТИ», 2013.</w:t>
+        <w:t xml:space="preserve">6. Дубенецкий В.А., Советов Б.Я., </w:t>
+      </w:r>
+      <w:proofErr w:type="spellStart"/>
+      <w:r>
+        <w:rPr>
+          <w:rFonts w:ascii="Times New Roman" w:eastAsia="Times New Roman" w:hAnsi="Times New Roman" w:cs="Times New Roman"/>
+          <w:kern w:val="0"/>
+          <w:sz w:val="28"/>
+          <w:szCs w:val="28"/>
+          <w:lang w:eastAsia="ru-RU"/>
+          <w14:ligatures w14:val="none"/>
+        </w:rPr>
+        <w:t>Цехановский</w:t>
+      </w:r>
+      <w:proofErr w:type="spellEnd"/>
+      <w:r>
+        <w:rPr>
+          <w:rFonts w:ascii="Times New Roman" w:eastAsia="Times New Roman" w:hAnsi="Times New Roman" w:cs="Times New Roman"/>
+          <w:kern w:val="0"/>
+          <w:sz w:val="28"/>
+          <w:szCs w:val="28"/>
+          <w:lang w:eastAsia="ru-RU"/>
+          <w14:ligatures w14:val="none"/>
+        </w:rPr>
+        <w:t xml:space="preserve"> В.В. Проектирование корпоративных информационных систем. СПб: Изд-во СПбГЭТУ «ЛЭТИ», 2013.</w:t>
       </w:r>
     </w:p>
     <w:p>
@@ -3120,7 +3571,55 @@
           <w:lang w:eastAsia="ru-RU"/>
           <w14:ligatures w14:val="none"/>
         </w:rPr>
-        <w:t>7.Джеймс Рамбо, Айвар Якобсон, Грэди Буч  UML: специальный справочник. – СПб: Питер, 2002.</w:t>
+        <w:t xml:space="preserve">7.Джеймс Рамбо, Айвар Якобсон, </w:t>
+      </w:r>
+      <w:proofErr w:type="spellStart"/>
+      <w:r>
+        <w:rPr>
+          <w:rFonts w:ascii="Times New Roman" w:eastAsia="Times New Roman" w:hAnsi="Times New Roman" w:cs="Times New Roman"/>
+          <w:kern w:val="0"/>
+          <w:sz w:val="28"/>
+          <w:szCs w:val="28"/>
+          <w:lang w:eastAsia="ru-RU"/>
+          <w14:ligatures w14:val="none"/>
+        </w:rPr>
+        <w:t>Грэди</w:t>
+      </w:r>
+      <w:proofErr w:type="spellEnd"/>
+      <w:r>
+        <w:rPr>
+          <w:rFonts w:ascii="Times New Roman" w:eastAsia="Times New Roman" w:hAnsi="Times New Roman" w:cs="Times New Roman"/>
+          <w:kern w:val="0"/>
+          <w:sz w:val="28"/>
+          <w:szCs w:val="28"/>
+          <w:lang w:eastAsia="ru-RU"/>
+          <w14:ligatures w14:val="none"/>
+        </w:rPr>
+        <w:t xml:space="preserve"> </w:t>
+      </w:r>
+      <w:proofErr w:type="gramStart"/>
+      <w:r>
+        <w:rPr>
+          <w:rFonts w:ascii="Times New Roman" w:eastAsia="Times New Roman" w:hAnsi="Times New Roman" w:cs="Times New Roman"/>
+          <w:kern w:val="0"/>
+          <w:sz w:val="28"/>
+          <w:szCs w:val="28"/>
+          <w:lang w:eastAsia="ru-RU"/>
+          <w14:ligatures w14:val="none"/>
+        </w:rPr>
+        <w:t>Буч  UML</w:t>
+      </w:r>
+      <w:proofErr w:type="gramEnd"/>
+      <w:r>
+        <w:rPr>
+          <w:rFonts w:ascii="Times New Roman" w:eastAsia="Times New Roman" w:hAnsi="Times New Roman" w:cs="Times New Roman"/>
+          <w:kern w:val="0"/>
+          <w:sz w:val="28"/>
+          <w:szCs w:val="28"/>
+          <w:lang w:eastAsia="ru-RU"/>
+          <w14:ligatures w14:val="none"/>
+        </w:rPr>
+        <w:t>: специальный справочник. – СПб: Питер, 2002.</w:t>
       </w:r>
     </w:p>
     <w:p>
@@ -3149,7 +3648,33 @@
           <w:lang w:eastAsia="ru-RU"/>
           <w14:ligatures w14:val="none"/>
         </w:rPr>
-        <w:t>8.Дубенецкий В.А., Кузнецов А.Г., Цехановский В.В. Технология создания корпоративных информационно-управляющих систем на основе моделей, допускающих исполнение. СПб: Изд-во СПбГЭТУ «ЛЭТИ», 2019. 158 с.</w:t>
+        <w:t xml:space="preserve">8.Дубенецкий В.А., Кузнецов А.Г., </w:t>
+      </w:r>
+      <w:proofErr w:type="spellStart"/>
+      <w:r>
+        <w:rPr>
+          <w:rFonts w:ascii="Times New Roman" w:eastAsia="Times New Roman" w:hAnsi="Times New Roman" w:cs="Times New Roman"/>
+          <w:bCs/>
+          <w:kern w:val="0"/>
+          <w:sz w:val="28"/>
+          <w:szCs w:val="28"/>
+          <w:lang w:eastAsia="ru-RU"/>
+          <w14:ligatures w14:val="none"/>
+        </w:rPr>
+        <w:t>Цехановский</w:t>
+      </w:r>
+      <w:proofErr w:type="spellEnd"/>
+      <w:r>
+        <w:rPr>
+          <w:rFonts w:ascii="Times New Roman" w:eastAsia="Times New Roman" w:hAnsi="Times New Roman" w:cs="Times New Roman"/>
+          <w:bCs/>
+          <w:kern w:val="0"/>
+          <w:sz w:val="28"/>
+          <w:szCs w:val="28"/>
+          <w:lang w:eastAsia="ru-RU"/>
+          <w14:ligatures w14:val="none"/>
+        </w:rPr>
+        <w:t xml:space="preserve"> В.В. Технология создания корпоративных информационно-управляющих систем на основе моделей, допускающих исполнение. СПб: Изд-во СПбГЭТУ «ЛЭТИ», 2019. 158 с.</w:t>
       </w:r>
     </w:p>
     <w:p>
@@ -3974,7 +4499,31 @@
           <w:lang w:eastAsia="ru-RU"/>
           <w14:ligatures w14:val="none"/>
         </w:rPr>
-        <w:t>Преподаватель                             _____________________   (Дубенецкий В.А.)</w:t>
+        <w:t>Преподаватель                             _____________________</w:t>
+      </w:r>
+      <w:proofErr w:type="gramStart"/>
+      <w:r>
+        <w:rPr>
+          <w:rFonts w:ascii="Times New Roman" w:eastAsia="Times New Roman" w:hAnsi="Times New Roman" w:cs="Times New Roman"/>
+          <w:kern w:val="0"/>
+          <w:sz w:val="28"/>
+          <w:szCs w:val="28"/>
+          <w:lang w:eastAsia="ru-RU"/>
+          <w14:ligatures w14:val="none"/>
+        </w:rPr>
+        <w:t xml:space="preserve">   (</w:t>
+      </w:r>
+      <w:proofErr w:type="gramEnd"/>
+      <w:r>
+        <w:rPr>
+          <w:rFonts w:ascii="Times New Roman" w:eastAsia="Times New Roman" w:hAnsi="Times New Roman" w:cs="Times New Roman"/>
+          <w:kern w:val="0"/>
+          <w:sz w:val="28"/>
+          <w:szCs w:val="28"/>
+          <w:lang w:eastAsia="ru-RU"/>
+          <w14:ligatures w14:val="none"/>
+        </w:rPr>
+        <w:t>Дубенецкий В.А.)</w:t>
       </w:r>
     </w:p>
     <w:p/>
@@ -4154,8 +4703,17 @@
           <w:sz w:val="28"/>
           <w:szCs w:val="28"/>
         </w:rPr>
-        <w:t>Описание проццессов</w:t>
-      </w:r>
+        <w:t xml:space="preserve">Описание </w:t>
+      </w:r>
+      <w:proofErr w:type="spellStart"/>
+      <w:r>
+        <w:rPr>
+          <w:sz w:val="28"/>
+          <w:szCs w:val="28"/>
+        </w:rPr>
+        <w:t>проццессов</w:t>
+      </w:r>
+      <w:proofErr w:type="spellEnd"/>
       <w:r>
         <w:rPr>
           <w:sz w:val="28"/>
@@ -4845,6 +5403,7 @@
         </w:rPr>
         <w:t xml:space="preserve"> можно отнести к классу </w:t>
       </w:r>
+      <w:proofErr w:type="spellStart"/>
       <w:r>
         <w:rPr>
           <w:i/>
@@ -4869,6 +5428,7 @@
         </w:rPr>
         <w:t>ЖЦ</w:t>
       </w:r>
+      <w:proofErr w:type="spellEnd"/>
       <w:r>
         <w:rPr>
           <w:sz w:val="28"/>
@@ -5318,6 +5878,7 @@
         </w:rPr>
         <w:t xml:space="preserve">Класс </w:t>
       </w:r>
+      <w:proofErr w:type="spellStart"/>
       <w:r>
         <w:rPr>
           <w:i/>
@@ -5342,6 +5903,7 @@
         </w:rPr>
         <w:t>ПО</w:t>
       </w:r>
+      <w:proofErr w:type="spellEnd"/>
       <w:r>
         <w:rPr>
           <w:sz w:val="28"/>
@@ -5358,6 +5920,7 @@
           <w:szCs w:val="28"/>
         </w:rPr>
       </w:pPr>
+      <w:proofErr w:type="spellStart"/>
       <w:r>
         <w:rPr>
           <w:i/>
@@ -5398,6 +5961,7 @@
         </w:rPr>
         <w:t>изделия</w:t>
       </w:r>
+      <w:proofErr w:type="spellEnd"/>
       <w:r>
         <w:rPr>
           <w:sz w:val="28"/>
@@ -5405,6 +5969,7 @@
         </w:rPr>
         <w:t xml:space="preserve"> и </w:t>
       </w:r>
+      <w:proofErr w:type="spellStart"/>
       <w:r>
         <w:rPr>
           <w:i/>
@@ -5429,6 +5994,7 @@
         </w:rPr>
         <w:t>роцесс</w:t>
       </w:r>
+      <w:proofErr w:type="spellEnd"/>
       <w:r>
         <w:rPr>
           <w:sz w:val="28"/>
@@ -5436,6 +6002,7 @@
         </w:rPr>
         <w:t xml:space="preserve">. Для класса </w:t>
       </w:r>
+      <w:proofErr w:type="spellStart"/>
       <w:r>
         <w:rPr>
           <w:i/>
@@ -5460,6 +6027,7 @@
         </w:rPr>
         <w:t>процесс</w:t>
       </w:r>
+      <w:proofErr w:type="spellEnd"/>
       <w:r>
         <w:rPr>
           <w:sz w:val="28"/>
@@ -5486,8 +6054,25 @@
           <w:sz w:val="28"/>
           <w:szCs w:val="28"/>
         </w:rPr>
-        <w:t xml:space="preserve">класс изделия (зависимость </w:t>
-      </w:r>
+        <w:t>класс изделия (</w:t>
+      </w:r>
+      <w:proofErr w:type="gramStart"/>
+      <w:r>
+        <w:rPr>
+          <w:sz w:val="28"/>
+          <w:szCs w:val="28"/>
+        </w:rPr>
+        <w:t>зависимость</w:t>
+      </w:r>
+      <w:proofErr w:type="gramEnd"/>
+      <w:r>
+        <w:rPr>
+          <w:sz w:val="28"/>
+          <w:szCs w:val="28"/>
+        </w:rPr>
+        <w:t xml:space="preserve"> </w:t>
+      </w:r>
+      <w:proofErr w:type="spellStart"/>
       <w:r>
         <w:rPr>
           <w:i/>
@@ -5496,6 +6081,7 @@
         </w:rPr>
         <w:t>Для_класса</w:t>
       </w:r>
+      <w:proofErr w:type="spellEnd"/>
       <w:r>
         <w:rPr>
           <w:sz w:val="28"/>
@@ -5531,6 +6117,7 @@
         </w:rPr>
         <w:t xml:space="preserve">с ролью </w:t>
       </w:r>
+      <w:proofErr w:type="spellStart"/>
       <w:r>
         <w:rPr>
           <w:i/>
@@ -5555,6 +6142,7 @@
         </w:rPr>
         <w:t>состояния</w:t>
       </w:r>
+      <w:proofErr w:type="spellEnd"/>
       <w:r>
         <w:rPr>
           <w:sz w:val="28"/>
@@ -5562,6 +6150,7 @@
         </w:rPr>
         <w:t xml:space="preserve"> и класс </w:t>
       </w:r>
+      <w:proofErr w:type="spellStart"/>
       <w:r>
         <w:rPr>
           <w:i/>
@@ -5586,6 +6175,7 @@
         </w:rPr>
         <w:t>процесса</w:t>
       </w:r>
+      <w:proofErr w:type="spellEnd"/>
       <w:r>
         <w:rPr>
           <w:sz w:val="28"/>
@@ -5621,6 +6211,7 @@
         </w:rPr>
         <w:t xml:space="preserve">с ролью </w:t>
       </w:r>
+      <w:proofErr w:type="spellStart"/>
       <w:r>
         <w:rPr>
           <w:i/>
@@ -5677,6 +6268,7 @@
         </w:rPr>
         <w:t>состоянию</w:t>
       </w:r>
+      <w:proofErr w:type="spellEnd"/>
       <w:r>
         <w:rPr>
           <w:sz w:val="28"/>
@@ -5684,6 +6276,7 @@
         </w:rPr>
         <w:t xml:space="preserve"> и класс </w:t>
       </w:r>
+      <w:proofErr w:type="spellStart"/>
       <w:r>
         <w:rPr>
           <w:i/>
@@ -5708,6 +6301,7 @@
         </w:rPr>
         <w:t>состоянию</w:t>
       </w:r>
+      <w:proofErr w:type="spellEnd"/>
       <w:r>
         <w:rPr>
           <w:sz w:val="28"/>
@@ -5743,6 +6337,7 @@
         </w:rPr>
         <w:t xml:space="preserve">с ролью </w:t>
       </w:r>
+      <w:proofErr w:type="spellStart"/>
       <w:r>
         <w:rPr>
           <w:i/>
@@ -5767,6 +6362,7 @@
         </w:rPr>
         <w:t>решения</w:t>
       </w:r>
+      <w:proofErr w:type="spellEnd"/>
       <w:r>
         <w:rPr>
           <w:sz w:val="28"/>
@@ -5774,6 +6370,7 @@
         </w:rPr>
         <w:t xml:space="preserve"> и класс </w:t>
       </w:r>
+      <w:proofErr w:type="spellStart"/>
       <w:r>
         <w:rPr>
           <w:i/>
@@ -5798,6 +6395,7 @@
         </w:rPr>
         <w:t>решение</w:t>
       </w:r>
+      <w:proofErr w:type="spellEnd"/>
       <w:r>
         <w:rPr>
           <w:sz w:val="28"/>
@@ -5832,6 +6430,7 @@
         </w:rPr>
         <w:t xml:space="preserve">с ролью </w:t>
       </w:r>
+      <w:proofErr w:type="spellStart"/>
       <w:r>
         <w:rPr>
           <w:i/>
@@ -5856,6 +6455,7 @@
         </w:rPr>
         <w:t>состояния</w:t>
       </w:r>
+      <w:proofErr w:type="spellEnd"/>
       <w:r>
         <w:rPr>
           <w:sz w:val="28"/>
@@ -5863,6 +6463,7 @@
         </w:rPr>
         <w:t xml:space="preserve"> и класс </w:t>
       </w:r>
+      <w:proofErr w:type="spellStart"/>
       <w:r>
         <w:rPr>
           <w:i/>
@@ -5887,6 +6488,7 @@
         </w:rPr>
         <w:t>состояние</w:t>
       </w:r>
+      <w:proofErr w:type="spellEnd"/>
       <w:r>
         <w:rPr>
           <w:sz w:val="28"/>
@@ -5910,6 +6512,7 @@
         </w:rPr>
         <w:t xml:space="preserve">Для класса </w:t>
       </w:r>
+      <w:proofErr w:type="spellStart"/>
       <w:r>
         <w:rPr>
           <w:i/>
@@ -5934,6 +6537,7 @@
         </w:rPr>
         <w:t>ПО</w:t>
       </w:r>
+      <w:proofErr w:type="spellEnd"/>
       <w:r>
         <w:rPr>
           <w:sz w:val="28"/>
@@ -5955,6 +6559,7 @@
         </w:rPr>
         <w:t xml:space="preserve">с ролью </w:t>
       </w:r>
+      <w:proofErr w:type="spellStart"/>
       <w:r>
         <w:rPr>
           <w:i/>
@@ -5971,6 +6576,7 @@
         </w:rPr>
         <w:t>_процесса</w:t>
       </w:r>
+      <w:proofErr w:type="spellEnd"/>
       <w:r>
         <w:rPr>
           <w:sz w:val="28"/>
@@ -5994,6 +6600,7 @@
         </w:rPr>
         <w:t xml:space="preserve">Для учета движения процесса введен класс </w:t>
       </w:r>
+      <w:proofErr w:type="spellStart"/>
       <w:r>
         <w:rPr>
           <w:i/>
@@ -6002,21 +6609,59 @@
         </w:rPr>
         <w:t>Позиция_траектории</w:t>
       </w:r>
-      <w:r>
-        <w:rPr>
-          <w:sz w:val="28"/>
-          <w:szCs w:val="28"/>
-        </w:rPr>
-        <w:t xml:space="preserve"> и ассоциации с ролями </w:t>
-      </w:r>
-      <w:r>
-        <w:rPr>
-          <w:i/>
-          <w:sz w:val="28"/>
-          <w:szCs w:val="28"/>
-        </w:rPr>
-        <w:t>Принял_решение, Решение_в_позиции</w:t>
-      </w:r>
+      <w:proofErr w:type="spellEnd"/>
+      <w:r>
+        <w:rPr>
+          <w:sz w:val="28"/>
+          <w:szCs w:val="28"/>
+        </w:rPr>
+        <w:t xml:space="preserve"> и ассоциации с </w:t>
+      </w:r>
+      <w:proofErr w:type="gramStart"/>
+      <w:r>
+        <w:rPr>
+          <w:sz w:val="28"/>
+          <w:szCs w:val="28"/>
+        </w:rPr>
+        <w:t xml:space="preserve">ролями </w:t>
+      </w:r>
+      <w:proofErr w:type="spellStart"/>
+      <w:r>
+        <w:rPr>
+          <w:i/>
+          <w:sz w:val="28"/>
+          <w:szCs w:val="28"/>
+        </w:rPr>
+        <w:t>Принял</w:t>
+      </w:r>
+      <w:proofErr w:type="gramEnd"/>
+      <w:r>
+        <w:rPr>
+          <w:i/>
+          <w:sz w:val="28"/>
+          <w:szCs w:val="28"/>
+        </w:rPr>
+        <w:t>_решение</w:t>
+      </w:r>
+      <w:proofErr w:type="spellEnd"/>
+      <w:r>
+        <w:rPr>
+          <w:i/>
+          <w:sz w:val="28"/>
+          <w:szCs w:val="28"/>
+        </w:rPr>
+        <w:t xml:space="preserve">, </w:t>
+      </w:r>
+      <w:proofErr w:type="spellStart"/>
+      <w:r>
+        <w:rPr>
+          <w:i/>
+          <w:sz w:val="28"/>
+          <w:szCs w:val="28"/>
+        </w:rPr>
+        <w:t>Решение_в_позиции</w:t>
+      </w:r>
+      <w:proofErr w:type="spellEnd"/>
       <w:r>
         <w:rPr>
           <w:sz w:val="28"/>
@@ -6316,13 +6961,23 @@
         </w:rPr>
         <w:t xml:space="preserve">Введено три подкласса предикатов: </w:t>
       </w:r>
-      <w:r>
-        <w:rPr>
-          <w:i/>
-          <w:sz w:val="28"/>
-          <w:szCs w:val="28"/>
-        </w:rPr>
-        <w:t>Предикат_параметра, Предикат решения, Предикат_ состояния</w:t>
+      <w:proofErr w:type="spellStart"/>
+      <w:r>
+        <w:rPr>
+          <w:i/>
+          <w:sz w:val="28"/>
+          <w:szCs w:val="28"/>
+        </w:rPr>
+        <w:t>Предикат_параметра</w:t>
+      </w:r>
+      <w:proofErr w:type="spellEnd"/>
+      <w:r>
+        <w:rPr>
+          <w:i/>
+          <w:sz w:val="28"/>
+          <w:szCs w:val="28"/>
+        </w:rPr>
+        <w:t>, Предикат решения, Предикат_ состояния</w:t>
       </w:r>
       <w:r>
         <w:rPr>
@@ -6346,15 +7001,41 @@
           <w:sz w:val="28"/>
           <w:szCs w:val="28"/>
         </w:rPr>
-        <w:t xml:space="preserve">Предикат решения  проверяет текущее состояние процесса:  </w:t>
-      </w:r>
-      <w:r>
-        <w:rPr>
-          <w:i/>
-          <w:sz w:val="28"/>
-          <w:szCs w:val="28"/>
-        </w:rPr>
-        <w:t>Решение_в_позиции(</w:t>
+        <w:t xml:space="preserve">Предикат </w:t>
+      </w:r>
+      <w:proofErr w:type="gramStart"/>
+      <w:r>
+        <w:rPr>
+          <w:sz w:val="28"/>
+          <w:szCs w:val="28"/>
+        </w:rPr>
+        <w:t>решения  проверяет</w:t>
+      </w:r>
+      <w:proofErr w:type="gramEnd"/>
+      <w:r>
+        <w:rPr>
+          <w:sz w:val="28"/>
+          <w:szCs w:val="28"/>
+        </w:rPr>
+        <w:t xml:space="preserve"> текущее состояние процесса:  </w:t>
+      </w:r>
+      <w:proofErr w:type="spellStart"/>
+      <w:r>
+        <w:rPr>
+          <w:i/>
+          <w:sz w:val="28"/>
+          <w:szCs w:val="28"/>
+        </w:rPr>
+        <w:t>Решение_в_позиции</w:t>
+      </w:r>
+      <w:proofErr w:type="spellEnd"/>
+      <w:r>
+        <w:rPr>
+          <w:i/>
+          <w:sz w:val="28"/>
+          <w:szCs w:val="28"/>
+        </w:rPr>
+        <w:t>(</w:t>
       </w:r>
       <w:r>
         <w:rPr>
@@ -6371,7 +7052,43 @@
           <w:sz w:val="28"/>
           <w:szCs w:val="28"/>
         </w:rPr>
-        <w:t>:Позиция_траектории(Состояние_в_позиции(</w:t>
+        <w:t>:</w:t>
+      </w:r>
+      <w:proofErr w:type="spellStart"/>
+      <w:r>
+        <w:rPr>
+          <w:i/>
+          <w:sz w:val="28"/>
+          <w:szCs w:val="28"/>
+        </w:rPr>
+        <w:t>Позиция_траектории</w:t>
+      </w:r>
+      <w:proofErr w:type="spellEnd"/>
+      <w:r>
+        <w:rPr>
+          <w:i/>
+          <w:sz w:val="28"/>
+          <w:szCs w:val="28"/>
+        </w:rPr>
+        <w:t>(</w:t>
+      </w:r>
+      <w:proofErr w:type="spellStart"/>
+      <w:r>
+        <w:rPr>
+          <w:i/>
+          <w:sz w:val="28"/>
+          <w:szCs w:val="28"/>
+        </w:rPr>
+        <w:t>Состояние_в_позиции</w:t>
+      </w:r>
+      <w:proofErr w:type="spellEnd"/>
+      <w:r>
+        <w:rPr>
+          <w:i/>
+          <w:sz w:val="28"/>
+          <w:szCs w:val="28"/>
+        </w:rPr>
+        <w:t>(</w:t>
       </w:r>
       <w:r>
         <w:rPr>
@@ -6405,7 +7122,25 @@
           <w:sz w:val="28"/>
           <w:szCs w:val="28"/>
         </w:rPr>
-        <w:t>:Типовое_решение.</w:t>
+        <w:t>:</w:t>
+      </w:r>
+      <w:proofErr w:type="spellStart"/>
+      <w:r>
+        <w:rPr>
+          <w:i/>
+          <w:sz w:val="28"/>
+          <w:szCs w:val="28"/>
+        </w:rPr>
+        <w:t>Типовое_решение</w:t>
+      </w:r>
+      <w:proofErr w:type="spellEnd"/>
+      <w:r>
+        <w:rPr>
+          <w:i/>
+          <w:sz w:val="28"/>
+          <w:szCs w:val="28"/>
+        </w:rPr>
+        <w:t>.</w:t>
       </w:r>
     </w:p>
     <w:p>
@@ -6440,14 +7175,25 @@
           <w:szCs w:val="28"/>
         </w:rPr>
       </w:pPr>
-      <w:r>
-        <w:rPr>
-          <w:i/>
-          <w:sz w:val="28"/>
-          <w:szCs w:val="28"/>
-        </w:rPr>
-        <w:t>Состояние_в_позиции(</w:t>
-      </w:r>
+      <w:proofErr w:type="spellStart"/>
+      <w:r>
+        <w:rPr>
+          <w:i/>
+          <w:sz w:val="28"/>
+          <w:szCs w:val="28"/>
+        </w:rPr>
+        <w:t>Состояние_в_позиции</w:t>
+      </w:r>
+      <w:proofErr w:type="spellEnd"/>
+      <w:r>
+        <w:rPr>
+          <w:i/>
+          <w:sz w:val="28"/>
+          <w:szCs w:val="28"/>
+        </w:rPr>
+        <w:t>(</w:t>
+      </w:r>
+      <w:proofErr w:type="gramStart"/>
       <w:r>
         <w:rPr>
           <w:i/>
@@ -6463,7 +7209,34 @@
           <w:sz w:val="28"/>
           <w:szCs w:val="28"/>
         </w:rPr>
-        <w:t xml:space="preserve">:Позиция_траектории) = </w:t>
+        <w:t>:</w:t>
+      </w:r>
+      <w:proofErr w:type="spellStart"/>
+      <w:r>
+        <w:rPr>
+          <w:i/>
+          <w:sz w:val="28"/>
+          <w:szCs w:val="28"/>
+        </w:rPr>
+        <w:t>Позиция</w:t>
+      </w:r>
+      <w:proofErr w:type="gramEnd"/>
+      <w:r>
+        <w:rPr>
+          <w:i/>
+          <w:sz w:val="28"/>
+          <w:szCs w:val="28"/>
+        </w:rPr>
+        <w:t>_траектории</w:t>
+      </w:r>
+      <w:proofErr w:type="spellEnd"/>
+      <w:r>
+        <w:rPr>
+          <w:i/>
+          <w:sz w:val="28"/>
+          <w:szCs w:val="28"/>
+        </w:rPr>
+        <w:t xml:space="preserve">) = </w:t>
       </w:r>
       <w:r>
         <w:rPr>
@@ -6480,42 +7253,96 @@
           <w:sz w:val="28"/>
           <w:szCs w:val="28"/>
         </w:rPr>
-        <w:t>:Типовое_состояние.</w:t>
-      </w:r>
-    </w:p>
-    <w:p>
-      <w:pPr>
-        <w:pStyle w:val="ad"/>
-        <w:rPr>
-          <w:sz w:val="28"/>
-          <w:szCs w:val="28"/>
-        </w:rPr>
-      </w:pPr>
-      <w:r>
-        <w:rPr>
-          <w:sz w:val="28"/>
-          <w:szCs w:val="28"/>
-        </w:rPr>
-        <w:t>Предикат параметра проверяет ограничения на значения параметров  объекта в текущем состоянии процесса:</w:t>
-      </w:r>
-    </w:p>
-    <w:p>
-      <w:pPr>
-        <w:pStyle w:val="ad"/>
-        <w:rPr>
-          <w:i/>
-          <w:sz w:val="28"/>
-          <w:szCs w:val="28"/>
-        </w:rPr>
-      </w:pPr>
-      <w:r>
-        <w:rPr>
-          <w:i/>
-          <w:sz w:val="28"/>
-          <w:szCs w:val="28"/>
-        </w:rPr>
-        <w:t>Значение_параметра(</w:t>
-      </w:r>
+        <w:t>:</w:t>
+      </w:r>
+      <w:proofErr w:type="spellStart"/>
+      <w:r>
+        <w:rPr>
+          <w:i/>
+          <w:sz w:val="28"/>
+          <w:szCs w:val="28"/>
+        </w:rPr>
+        <w:t>Типовое_состояние</w:t>
+      </w:r>
+      <w:proofErr w:type="spellEnd"/>
+      <w:r>
+        <w:rPr>
+          <w:i/>
+          <w:sz w:val="28"/>
+          <w:szCs w:val="28"/>
+        </w:rPr>
+        <w:t>.</w:t>
+      </w:r>
+    </w:p>
+    <w:p>
+      <w:pPr>
+        <w:pStyle w:val="ad"/>
+        <w:rPr>
+          <w:sz w:val="28"/>
+          <w:szCs w:val="28"/>
+        </w:rPr>
+      </w:pPr>
+      <w:r>
+        <w:rPr>
+          <w:sz w:val="28"/>
+          <w:szCs w:val="28"/>
+        </w:rPr>
+        <w:t xml:space="preserve">Предикат параметра проверяет ограничения на значения </w:t>
+      </w:r>
+      <w:proofErr w:type="gramStart"/>
+      <w:r>
+        <w:rPr>
+          <w:sz w:val="28"/>
+          <w:szCs w:val="28"/>
+        </w:rPr>
+        <w:t>параметров  объекта</w:t>
+      </w:r>
+      <w:proofErr w:type="gramEnd"/>
+      <w:r>
+        <w:rPr>
+          <w:sz w:val="28"/>
+          <w:szCs w:val="28"/>
+        </w:rPr>
+        <w:t xml:space="preserve"> в текущем состоянии процесса:</w:t>
+      </w:r>
+    </w:p>
+    <w:p>
+      <w:pPr>
+        <w:pStyle w:val="ad"/>
+        <w:rPr>
+          <w:i/>
+          <w:sz w:val="28"/>
+          <w:szCs w:val="28"/>
+        </w:rPr>
+      </w:pPr>
+      <w:proofErr w:type="spellStart"/>
+      <w:r>
+        <w:rPr>
+          <w:i/>
+          <w:sz w:val="28"/>
+          <w:szCs w:val="28"/>
+        </w:rPr>
+        <w:t>Значение_</w:t>
+      </w:r>
+      <w:proofErr w:type="gramStart"/>
+      <w:r>
+        <w:rPr>
+          <w:i/>
+          <w:sz w:val="28"/>
+          <w:szCs w:val="28"/>
+        </w:rPr>
+        <w:t>параметра</w:t>
+      </w:r>
+      <w:proofErr w:type="spellEnd"/>
+      <w:r>
+        <w:rPr>
+          <w:i/>
+          <w:sz w:val="28"/>
+          <w:szCs w:val="28"/>
+        </w:rPr>
+        <w:t>(</w:t>
+      </w:r>
+      <w:proofErr w:type="gramEnd"/>
       <w:r>
         <w:rPr>
           <w:i/>
@@ -6531,7 +7358,43 @@
           <w:sz w:val="28"/>
           <w:szCs w:val="28"/>
         </w:rPr>
-        <w:t>, Для_изделия(Для_процесса(</w:t>
+        <w:t xml:space="preserve">, </w:t>
+      </w:r>
+      <w:proofErr w:type="spellStart"/>
+      <w:r>
+        <w:rPr>
+          <w:i/>
+          <w:sz w:val="28"/>
+          <w:szCs w:val="28"/>
+        </w:rPr>
+        <w:t>Для_изделия</w:t>
+      </w:r>
+      <w:proofErr w:type="spellEnd"/>
+      <w:r>
+        <w:rPr>
+          <w:i/>
+          <w:sz w:val="28"/>
+          <w:szCs w:val="28"/>
+        </w:rPr>
+        <w:t>(</w:t>
+      </w:r>
+      <w:proofErr w:type="spellStart"/>
+      <w:r>
+        <w:rPr>
+          <w:i/>
+          <w:sz w:val="28"/>
+          <w:szCs w:val="28"/>
+        </w:rPr>
+        <w:t>Для_процесса</w:t>
+      </w:r>
+      <w:proofErr w:type="spellEnd"/>
+      <w:r>
+        <w:rPr>
+          <w:i/>
+          <w:sz w:val="28"/>
+          <w:szCs w:val="28"/>
+        </w:rPr>
+        <w:t>(</w:t>
       </w:r>
       <w:r>
         <w:rPr>
@@ -6550,6 +7413,7 @@
         </w:rPr>
         <w:t xml:space="preserve">))) &gt;= </w:t>
       </w:r>
+      <w:proofErr w:type="spellStart"/>
       <w:r>
         <w:rPr>
           <w:i/>
@@ -6558,6 +7422,7 @@
         </w:rPr>
         <w:t>МинЗнач</w:t>
       </w:r>
+      <w:proofErr w:type="spellEnd"/>
       <w:r>
         <w:rPr>
           <w:i/>
@@ -6581,7 +7446,25 @@
           <w:sz w:val="28"/>
           <w:szCs w:val="28"/>
         </w:rPr>
-        <w:t xml:space="preserve"> Значение_параметра(</w:t>
+        <w:t xml:space="preserve"> </w:t>
+      </w:r>
+      <w:proofErr w:type="spellStart"/>
+      <w:r>
+        <w:rPr>
+          <w:i/>
+          <w:sz w:val="28"/>
+          <w:szCs w:val="28"/>
+        </w:rPr>
+        <w:t>Значение_параметра</w:t>
+      </w:r>
+      <w:proofErr w:type="spellEnd"/>
+      <w:r>
+        <w:rPr>
+          <w:i/>
+          <w:sz w:val="28"/>
+          <w:szCs w:val="28"/>
+        </w:rPr>
+        <w:t>(</w:t>
       </w:r>
       <w:r>
         <w:rPr>
@@ -6598,7 +7481,43 @@
           <w:sz w:val="28"/>
           <w:szCs w:val="28"/>
         </w:rPr>
-        <w:t>, Для_изделия(Для_процесса(</w:t>
+        <w:t xml:space="preserve">, </w:t>
+      </w:r>
+      <w:proofErr w:type="spellStart"/>
+      <w:r>
+        <w:rPr>
+          <w:i/>
+          <w:sz w:val="28"/>
+          <w:szCs w:val="28"/>
+        </w:rPr>
+        <w:t>Для_изделия</w:t>
+      </w:r>
+      <w:proofErr w:type="spellEnd"/>
+      <w:r>
+        <w:rPr>
+          <w:i/>
+          <w:sz w:val="28"/>
+          <w:szCs w:val="28"/>
+        </w:rPr>
+        <w:t>(</w:t>
+      </w:r>
+      <w:proofErr w:type="spellStart"/>
+      <w:r>
+        <w:rPr>
+          <w:i/>
+          <w:sz w:val="28"/>
+          <w:szCs w:val="28"/>
+        </w:rPr>
+        <w:t>Для_процесса</w:t>
+      </w:r>
+      <w:proofErr w:type="spellEnd"/>
+      <w:r>
+        <w:rPr>
+          <w:i/>
+          <w:sz w:val="28"/>
+          <w:szCs w:val="28"/>
+        </w:rPr>
+        <w:t>(</w:t>
       </w:r>
       <w:r>
         <w:rPr>
@@ -6617,6 +7536,7 @@
         </w:rPr>
         <w:t xml:space="preserve">))) &lt;= </w:t>
       </w:r>
+      <w:proofErr w:type="spellStart"/>
       <w:r>
         <w:rPr>
           <w:i/>
@@ -6625,6 +7545,7 @@
         </w:rPr>
         <w:t>МаксЗнач</w:t>
       </w:r>
+      <w:proofErr w:type="spellEnd"/>
     </w:p>
     <w:p/>
     <w:p>
@@ -6807,10 +7728,10 @@
             <v:path o:extrusionok="f" gradientshapeok="t" o:connecttype="rect"/>
             <o:lock v:ext="edit" aspectratio="t"/>
           </v:shapetype>
-          <v:shape id="_x0000_i1025" type="#_x0000_t75" style="width:468pt;height:426.15pt" o:ole="">
+          <v:shape id="_x0000_i1025" type="#_x0000_t75" style="width:468.3pt;height:425.65pt" o:ole="">
             <v:imagedata r:id="rId9" o:title=""/>
           </v:shape>
-          <o:OLEObject Type="Embed" ProgID="Visio.Drawing.11" ShapeID="_x0000_i1025" DrawAspect="Content" ObjectID="_1853596152" r:id="rId10"/>
+          <o:OLEObject Type="Embed" ProgID="Visio.Drawing.11" ShapeID="_x0000_i1025" DrawAspect="Content" ObjectID="_1853599488" r:id="rId10"/>
         </w:object>
       </w:r>
     </w:p>
@@ -7234,7 +8155,23 @@
           <w:sz w:val="28"/>
           <w:szCs w:val="28"/>
         </w:rPr>
-        <w:t xml:space="preserve"> позволяет хранить список  допустимых в конкретном состоянии типовых решений.</w:t>
+        <w:t xml:space="preserve"> позволяет хранить </w:t>
+      </w:r>
+      <w:proofErr w:type="gramStart"/>
+      <w:r>
+        <w:rPr>
+          <w:sz w:val="28"/>
+          <w:szCs w:val="28"/>
+        </w:rPr>
+        <w:t>список  допустимых</w:t>
+      </w:r>
+      <w:proofErr w:type="gramEnd"/>
+      <w:r>
+        <w:rPr>
+          <w:sz w:val="28"/>
+          <w:szCs w:val="28"/>
+        </w:rPr>
+        <w:t xml:space="preserve"> в конкретном состоянии типовых решений.</w:t>
       </w:r>
     </w:p>
     <w:p>
@@ -7276,6 +8213,7 @@
         </w:rPr>
         <w:t>_</w:t>
       </w:r>
+      <w:proofErr w:type="gramStart"/>
       <w:r>
         <w:rPr>
           <w:sz w:val="28"/>
@@ -7289,7 +8227,15 @@
           <w:sz w:val="28"/>
           <w:szCs w:val="28"/>
         </w:rPr>
-        <w:t xml:space="preserve">  позволяет хранить список  групп пользователей, которые могут иметь доступ к состоянию.</w:t>
+        <w:t xml:space="preserve">  позволяет</w:t>
+      </w:r>
+      <w:proofErr w:type="gramEnd"/>
+      <w:r>
+        <w:rPr>
+          <w:sz w:val="28"/>
+          <w:szCs w:val="28"/>
+        </w:rPr>
+        <w:t xml:space="preserve"> хранить список  групп пользователей, которые могут иметь доступ к состоянию.</w:t>
       </w:r>
     </w:p>
     <w:p>
@@ -7324,10 +8270,10 @@
           <w:szCs w:val="28"/>
         </w:rPr>
         <w:object w:dxaOrig="11169" w:dyaOrig="14377" w14:anchorId="60B9D6AF">
-          <v:shape id="_x0000_i1026" type="#_x0000_t75" style="width:467.15pt;height:367.55pt" o:ole="">
+          <v:shape id="_x0000_i1026" type="#_x0000_t75" style="width:467.15pt;height:367.5pt" o:ole="">
             <v:imagedata r:id="rId11" o:title=""/>
           </v:shape>
-          <o:OLEObject Type="Embed" ProgID="Visio.Drawing.11" ShapeID="_x0000_i1026" DrawAspect="Content" ObjectID="_1853596153" r:id="rId12"/>
+          <o:OLEObject Type="Embed" ProgID="Visio.Drawing.11" ShapeID="_x0000_i1026" DrawAspect="Content" ObjectID="_1853599489" r:id="rId12"/>
         </w:object>
       </w:r>
     </w:p>
@@ -7407,6 +8353,7 @@
         </w:rPr>
         <w:t xml:space="preserve">Сущность </w:t>
       </w:r>
+      <w:proofErr w:type="gramStart"/>
       <w:r>
         <w:rPr>
           <w:sz w:val="28"/>
@@ -7420,7 +8367,15 @@
           <w:sz w:val="28"/>
           <w:szCs w:val="28"/>
         </w:rPr>
-        <w:t xml:space="preserve">  позволяет хранить список экземпляров процессов.</w:t>
+        <w:t xml:space="preserve">  позволяет</w:t>
+      </w:r>
+      <w:proofErr w:type="gramEnd"/>
+      <w:r>
+        <w:rPr>
+          <w:sz w:val="28"/>
+          <w:szCs w:val="28"/>
+        </w:rPr>
+        <w:t xml:space="preserve"> хранить список экземпляров процессов.</w:t>
       </w:r>
     </w:p>
     <w:p>
@@ -7972,10 +8927,10 @@
           <w:szCs w:val="28"/>
         </w:rPr>
         <w:object w:dxaOrig="11041" w:dyaOrig="8518" w14:anchorId="546DE69E">
-          <v:shape id="_x0000_i1027" type="#_x0000_t75" style="width:468pt;height:360.85pt" o:ole="">
+          <v:shape id="_x0000_i1027" type="#_x0000_t75" style="width:468.3pt;height:360.6pt" o:ole="">
             <v:imagedata r:id="rId13" o:title=""/>
           </v:shape>
-          <o:OLEObject Type="Embed" ProgID="Visio.Drawing.11" ShapeID="_x0000_i1027" DrawAspect="Content" ObjectID="_1853596154" r:id="rId14"/>
+          <o:OLEObject Type="Embed" ProgID="Visio.Drawing.11" ShapeID="_x0000_i1027" DrawAspect="Content" ObjectID="_1853599490" r:id="rId14"/>
         </w:object>
       </w:r>
     </w:p>
@@ -8170,6 +9125,7 @@
         </w:rPr>
         <w:t xml:space="preserve">(Состояние = состояние </w:t>
       </w:r>
+      <w:proofErr w:type="spellStart"/>
       <w:r>
         <w:rPr>
           <w:i/>
@@ -8179,6 +9135,7 @@
         </w:rPr>
         <w:t>i</w:t>
       </w:r>
+      <w:proofErr w:type="spellEnd"/>
       <w:r>
         <w:rPr>
           <w:i/>
@@ -8239,16 +9196,34 @@
           <w:sz w:val="28"/>
           <w:szCs w:val="28"/>
         </w:rPr>
-        <w:t xml:space="preserve"> хранит ограничение на решение  </w:t>
-      </w:r>
-      <w:r>
-        <w:rPr>
-          <w:i/>
-          <w:sz w:val="28"/>
-          <w:szCs w:val="28"/>
-        </w:rPr>
-        <w:t xml:space="preserve">(Решение = решение </w:t>
-      </w:r>
+        <w:t xml:space="preserve"> хранит ограничение на </w:t>
+      </w:r>
+      <w:proofErr w:type="gramStart"/>
+      <w:r>
+        <w:rPr>
+          <w:sz w:val="28"/>
+          <w:szCs w:val="28"/>
+        </w:rPr>
+        <w:t xml:space="preserve">решение  </w:t>
+      </w:r>
+      <w:r>
+        <w:rPr>
+          <w:i/>
+          <w:sz w:val="28"/>
+          <w:szCs w:val="28"/>
+        </w:rPr>
+        <w:t>(</w:t>
+      </w:r>
+      <w:proofErr w:type="gramEnd"/>
+      <w:r>
+        <w:rPr>
+          <w:i/>
+          <w:sz w:val="28"/>
+          <w:szCs w:val="28"/>
+        </w:rPr>
+        <w:t xml:space="preserve">Решение = решение </w:t>
+      </w:r>
+      <w:proofErr w:type="spellStart"/>
       <w:r>
         <w:rPr>
           <w:i/>
@@ -8258,6 +9233,7 @@
         </w:rPr>
         <w:t>i</w:t>
       </w:r>
+      <w:proofErr w:type="spellEnd"/>
       <w:r>
         <w:rPr>
           <w:i/>
@@ -8310,8 +9286,17 @@
           <w:sz w:val="28"/>
           <w:szCs w:val="28"/>
         </w:rPr>
-        <w:t xml:space="preserve"> хранит ограничение на решение  (</w:t>
-      </w:r>
+        <w:t xml:space="preserve"> хранит ограничение на </w:t>
+      </w:r>
+      <w:proofErr w:type="gramStart"/>
+      <w:r>
+        <w:rPr>
+          <w:sz w:val="28"/>
+          <w:szCs w:val="28"/>
+        </w:rPr>
+        <w:t>решение  (</w:t>
+      </w:r>
+      <w:proofErr w:type="gramEnd"/>
       <w:r>
         <w:rPr>
           <w:sz w:val="28"/>
@@ -8365,6 +9350,7 @@
         </w:rPr>
         <w:t xml:space="preserve">результат </w:t>
       </w:r>
+      <w:proofErr w:type="spellStart"/>
       <w:r>
         <w:rPr>
           <w:i/>
@@ -8374,6 +9360,7 @@
         </w:rPr>
         <w:t>i</w:t>
       </w:r>
+      <w:proofErr w:type="spellEnd"/>
       <w:r>
         <w:rPr>
           <w:sz w:val="28"/>
@@ -8397,6 +9384,7 @@
         </w:rPr>
         <w:t xml:space="preserve">Сущность </w:t>
       </w:r>
+      <w:proofErr w:type="gramStart"/>
       <w:r>
         <w:rPr>
           <w:sz w:val="28"/>
@@ -8410,7 +9398,15 @@
           <w:sz w:val="28"/>
           <w:szCs w:val="28"/>
         </w:rPr>
-        <w:t xml:space="preserve">  позволяет хранить список предикатов, связанных  операторами </w:t>
+        <w:t xml:space="preserve">  позволяет</w:t>
+      </w:r>
+      <w:proofErr w:type="gramEnd"/>
+      <w:r>
+        <w:rPr>
+          <w:sz w:val="28"/>
+          <w:szCs w:val="28"/>
+        </w:rPr>
+        <w:t xml:space="preserve"> хранить список предикатов, связанных  операторами </w:t>
       </w:r>
       <w:r>
         <w:rPr>
@@ -8526,10 +9522,10 @@
           <w:szCs w:val="28"/>
         </w:rPr>
         <w:object w:dxaOrig="8011" w:dyaOrig="7815" w14:anchorId="17351C95">
-          <v:shape id="_x0000_i1028" type="#_x0000_t75" style="width:400.2pt;height:390.15pt" o:ole="">
+          <v:shape id="_x0000_i1028" type="#_x0000_t75" style="width:400.3pt;height:389.95pt" o:ole="">
             <v:imagedata r:id="rId15" o:title=""/>
           </v:shape>
-          <o:OLEObject Type="Embed" ProgID="Visio.Drawing.11" ShapeID="_x0000_i1028" DrawAspect="Content" ObjectID="_1853596155" r:id="rId16"/>
+          <o:OLEObject Type="Embed" ProgID="Visio.Drawing.11" ShapeID="_x0000_i1028" DrawAspect="Content" ObjectID="_1853599491" r:id="rId16"/>
         </w:object>
       </w:r>
     </w:p>
@@ -8581,7 +9577,74 @@
         </w:rPr>
       </w:pPr>
     </w:p>
-    <w:p/>
+    <w:p>
+      <w:r>
+        <w:t>Общая модель:</w:t>
+      </w:r>
+    </w:p>
+    <w:p>
+      <w:r>
+        <w:rPr>
+          <w:noProof/>
+        </w:rPr>
+        <w:lastRenderedPageBreak/>
+        <w:drawing>
+          <wp:anchor distT="0" distB="0" distL="114300" distR="114300" simplePos="0" relativeHeight="251660288" behindDoc="0" locked="0" layoutInCell="1" allowOverlap="1" wp14:anchorId="199117F0" wp14:editId="52375AE7">
+            <wp:simplePos x="0" y="0"/>
+            <wp:positionH relativeFrom="margin">
+              <wp:posOffset>-729615</wp:posOffset>
+            </wp:positionH>
+            <wp:positionV relativeFrom="margin">
+              <wp:posOffset>-413385</wp:posOffset>
+            </wp:positionV>
+            <wp:extent cx="7121525" cy="4454525"/>
+            <wp:effectExtent l="0" t="0" r="3175" b="3175"/>
+            <wp:wrapSquare wrapText="bothSides"/>
+            <wp:docPr id="12" name="Рисунок 12"/>
+            <wp:cNvGraphicFramePr>
+              <a:graphicFrameLocks xmlns:a="http://schemas.openxmlformats.org/drawingml/2006/main" noChangeAspect="1"/>
+            </wp:cNvGraphicFramePr>
+            <a:graphic xmlns:a="http://schemas.openxmlformats.org/drawingml/2006/main">
+              <a:graphicData uri="http://schemas.openxmlformats.org/drawingml/2006/picture">
+                <pic:pic xmlns:pic="http://schemas.openxmlformats.org/drawingml/2006/picture">
+                  <pic:nvPicPr>
+                    <pic:cNvPr id="12" name="Рисунок 12"/>
+                    <pic:cNvPicPr/>
+                  </pic:nvPicPr>
+                  <pic:blipFill>
+                    <a:blip r:embed="rId17" cstate="print">
+                      <a:extLst>
+                        <a:ext uri="{28A0092B-C50C-407E-A947-70E740481C1C}">
+                          <a14:useLocalDpi xmlns:a14="http://schemas.microsoft.com/office/drawing/2010/main" val="0"/>
+                        </a:ext>
+                      </a:extLst>
+                    </a:blip>
+                    <a:stretch>
+                      <a:fillRect/>
+                    </a:stretch>
+                  </pic:blipFill>
+                  <pic:spPr>
+                    <a:xfrm>
+                      <a:off x="0" y="0"/>
+                      <a:ext cx="7121525" cy="4454525"/>
+                    </a:xfrm>
+                    <a:prstGeom prst="rect">
+                      <a:avLst/>
+                    </a:prstGeom>
+                  </pic:spPr>
+                </pic:pic>
+              </a:graphicData>
+            </a:graphic>
+            <wp14:sizeRelH relativeFrom="margin">
+              <wp14:pctWidth>0</wp14:pctWidth>
+            </wp14:sizeRelH>
+            <wp14:sizeRelV relativeFrom="margin">
+              <wp14:pctHeight>0</wp14:pctHeight>
+            </wp14:sizeRelV>
+          </wp:anchor>
+        </w:drawing>
+      </w:r>
+    </w:p>
     <w:sectPr>
       <w:pgSz w:w="11906" w:h="16838"/>
       <w:pgMar w:top="1134" w:right="850" w:bottom="1134" w:left="1701" w:header="708" w:footer="708" w:gutter="0"/>
